--- a/paihw1/report.docx
+++ b/paihw1/report.docx
@@ -3,16 +3,110 @@
 <w:document xmlns:wpc="http://schemas.microsoft.com/office/word/2010/wordprocessingCanvas" xmlns:cx="http://schemas.microsoft.com/office/drawing/2014/chartex" xmlns:cx1="http://schemas.microsoft.com/office/drawing/2015/9/8/chartex" xmlns:cx2="http://schemas.microsoft.com/office/drawing/2015/10/21/chartex" xmlns:cx3="http://schemas.microsoft.com/office/drawing/2016/5/9/chartex" xmlns:cx4="http://schemas.microsoft.com/office/drawing/2016/5/10/chartex" xmlns:cx5="http://schemas.microsoft.com/office/drawing/2016/5/11/chartex" xmlns:cx6="http://schemas.microsoft.com/office/drawing/2016/5/12/chartex" xmlns:cx7="http://schemas.microsoft.com/office/drawing/2016/5/13/chartex" xmlns:cx8="http://schemas.microsoft.com/office/drawing/2016/5/14/chartex" xmlns:mc="http://schemas.openxmlformats.org/markup-compatibility/2006" xmlns:aink="http://schemas.microsoft.com/office/drawing/2016/ink" xmlns:am3d="http://schemas.microsoft.com/office/drawing/2017/model3d" xmlns:o="urn:schemas-microsoft-com:office:office" xmlns:r="http://schemas.openxmlformats.org/officeDocument/2006/relationships" xmlns:m="http://schemas.openxmlformats.org/officeDocument/2006/math" xmlns:v="urn:schemas-microsoft-com:vml" xmlns:wp14="http://schemas.microsoft.com/office/word/2010/wordprocessingDrawing" xmlns:wp="http://schemas.openxmlformats.org/drawingml/2006/wordprocessingDrawing" xmlns:w10="urn:schemas-microsoft-com:office:word" xmlns:w="http://schemas.openxmlformats.org/wordprocessingml/2006/main" xmlns:w14="http://schemas.microsoft.com/office/word/2010/wordml" xmlns:w15="http://schemas.microsoft.com/office/word/2012/wordml" xmlns:w16cex="http://schemas.microsoft.com/office/word/2018/wordml/cex" xmlns:w16cid="http://schemas.microsoft.com/office/word/2016/wordml/cid" xmlns:w16="http://schemas.microsoft.com/office/word/2018/wordml" xmlns:w16sdtdh="http://schemas.microsoft.com/office/word/2020/wordml/sdtdatahash" xmlns:w16se="http://schemas.microsoft.com/office/word/2015/wordml/symex" xmlns:wpg="http://schemas.microsoft.com/office/word/2010/wordprocessingGroup" xmlns:wpi="http://schemas.microsoft.com/office/word/2010/wordprocessingInk" xmlns:wne="http://schemas.microsoft.com/office/word/2006/wordml" xmlns:wps="http://schemas.microsoft.com/office/word/2010/wordprocessingShape" mc:Ignorable="w14 w15 w16se w16cid w16 w16cex w16sdtdh wp14">
   <w:body>
     <w:p>
-      <w:r>
-        <w:t xml:space="preserve">Task </w:t>
-      </w:r>
-      <w:proofErr w:type="gramStart"/>
-      <w:r>
-        <w:t>1 :</w:t>
-      </w:r>
-      <w:proofErr w:type="gramEnd"/>
-      <w:r>
-        <w:t xml:space="preserve"> Linear Regression</w:t>
+      <w:pPr>
+        <w:rPr>
+          <w:rFonts w:hint="eastAsia"/>
+        </w:rPr>
+      </w:pPr>
+      <w:r>
+        <w:rPr>
+          <w:rFonts w:hint="eastAsia"/>
+        </w:rPr>
+        <w:t>針對</w:t>
+      </w:r>
+      <w:r>
+        <w:t>Part 3</w:t>
+      </w:r>
+      <w:r>
+        <w:rPr>
+          <w:rFonts w:hint="eastAsia"/>
+        </w:rPr>
+        <w:t>我們分為</w:t>
+      </w:r>
+      <w:r>
+        <w:rPr>
+          <w:rFonts w:hint="eastAsia"/>
+        </w:rPr>
+        <w:t>4</w:t>
+      </w:r>
+      <w:r>
+        <w:rPr>
+          <w:rFonts w:hint="eastAsia"/>
+        </w:rPr>
+        <w:t>個</w:t>
+      </w:r>
+      <w:r>
+        <w:rPr>
+          <w:rFonts w:hint="eastAsia"/>
+        </w:rPr>
+        <w:t>task</w:t>
+      </w:r>
+      <w:r>
+        <w:rPr>
+          <w:rFonts w:hint="eastAsia"/>
+        </w:rPr>
+        <w:t>，前兩個</w:t>
+      </w:r>
+      <w:r>
+        <w:rPr>
+          <w:rFonts w:hint="eastAsia"/>
+        </w:rPr>
+        <w:t>task</w:t>
+      </w:r>
+      <w:r>
+        <w:rPr>
+          <w:rFonts w:hint="eastAsia"/>
+        </w:rPr>
+        <w:t>不測試</w:t>
+      </w:r>
+      <w:r>
+        <w:rPr>
+          <w:rFonts w:hint="eastAsia"/>
+        </w:rPr>
+        <w:t>m</w:t>
+      </w:r>
+      <w:r>
+        <w:t>ax epoch</w:t>
+      </w:r>
+      <w:r>
+        <w:rPr>
+          <w:rFonts w:hint="eastAsia"/>
+        </w:rPr>
+        <w:t>數，改設</w:t>
+      </w:r>
+      <w:r>
+        <w:t>early stop</w:t>
+      </w:r>
+      <w:r>
+        <w:rPr>
+          <w:rFonts w:hint="eastAsia"/>
+        </w:rPr>
+        <w:t>節省時間</w:t>
+      </w:r>
+    </w:p>
+    <w:p/>
+    <w:p>
+      <w:r>
+        <w:t>Task 1 : Linear Regression</w:t>
+      </w:r>
+    </w:p>
+    <w:p>
+      <w:pPr>
+        <w:pStyle w:val="a3"/>
+        <w:numPr>
+          <w:ilvl w:val="0"/>
+          <w:numId w:val="1"/>
+        </w:numPr>
+        <w:ind w:leftChars="0"/>
+      </w:pPr>
+      <w:r>
+        <w:t>Learn rate</w:t>
+      </w:r>
+      <w:r>
+        <w:rPr>
+          <w:rFonts w:hint="eastAsia"/>
+        </w:rPr>
+        <w:t>過小不易收斂</w:t>
       </w:r>
     </w:p>
     <w:p>
@@ -33,60 +127,6 @@
                 <pic:pic xmlns:pic="http://schemas.openxmlformats.org/drawingml/2006/picture">
                   <pic:nvPicPr>
                     <pic:cNvPr id="1" name="圖片 1"/>
-                    <pic:cNvPicPr/>
-                  </pic:nvPicPr>
-                  <pic:blipFill>
-                    <a:blip r:embed="rId4">
-                      <a:extLst>
-                        <a:ext uri="{28A0092B-C50C-407E-A947-70E740481C1C}">
-                          <a14:useLocalDpi xmlns:a14="http://schemas.microsoft.com/office/drawing/2010/main" val="0"/>
-                        </a:ext>
-                      </a:extLst>
-                    </a:blip>
-                    <a:stretch>
-                      <a:fillRect/>
-                    </a:stretch>
-                  </pic:blipFill>
-                  <pic:spPr>
-                    <a:xfrm>
-                      <a:off x="0" y="0"/>
-                      <a:ext cx="5274310" cy="3164840"/>
-                    </a:xfrm>
-                    <a:prstGeom prst="rect">
-                      <a:avLst/>
-                    </a:prstGeom>
-                  </pic:spPr>
-                </pic:pic>
-              </a:graphicData>
-            </a:graphic>
-          </wp:inline>
-        </w:drawing>
-      </w:r>
-    </w:p>
-    <w:p>
-      <w:pPr>
-        <w:rPr>
-          <w:rFonts w:hint="eastAsia"/>
-        </w:rPr>
-      </w:pPr>
-      <w:r>
-        <w:rPr>
-          <w:rFonts w:hint="eastAsia"/>
-          <w:noProof/>
-        </w:rPr>
-        <w:drawing>
-          <wp:inline distT="0" distB="0" distL="0" distR="0" wp14:anchorId="72E5FFDE" wp14:editId="53741583">
-            <wp:extent cx="5274310" cy="3164840"/>
-            <wp:effectExtent l="0" t="0" r="2540" b="0"/>
-            <wp:docPr id="2" name="圖片 2"/>
-            <wp:cNvGraphicFramePr>
-              <a:graphicFrameLocks xmlns:a="http://schemas.openxmlformats.org/drawingml/2006/main" noChangeAspect="1"/>
-            </wp:cNvGraphicFramePr>
-            <a:graphic xmlns:a="http://schemas.openxmlformats.org/drawingml/2006/main">
-              <a:graphicData uri="http://schemas.openxmlformats.org/drawingml/2006/picture">
-                <pic:pic xmlns:pic="http://schemas.openxmlformats.org/drawingml/2006/picture">
-                  <pic:nvPicPr>
-                    <pic:cNvPr id="2" name="圖片 2"/>
                     <pic:cNvPicPr/>
                   </pic:nvPicPr>
                   <pic:blipFill>
@@ -117,45 +157,17 @@
         </w:drawing>
       </w:r>
     </w:p>
-    <w:p/>
-    <w:p/>
-    <w:p/>
-    <w:p/>
-    <w:p/>
-    <w:p/>
-    <w:p/>
-    <w:p/>
-    <w:p>
-      <w:pPr>
-        <w:rPr>
-          <w:rFonts w:hint="eastAsia"/>
-        </w:rPr>
-      </w:pPr>
-    </w:p>
-    <w:p>
-      <w:r>
-        <w:lastRenderedPageBreak/>
-        <w:t xml:space="preserve">Task </w:t>
-      </w:r>
-      <w:proofErr w:type="gramStart"/>
-      <w:r>
-        <w:t>2 :</w:t>
-      </w:r>
-      <w:proofErr w:type="gramEnd"/>
-      <w:r>
-        <w:t xml:space="preserve"> Logistic Regression</w:t>
-      </w:r>
-    </w:p>
-    <w:p>
-      <w:r>
-        <w:rPr>
+    <w:p>
+      <w:r>
+        <w:rPr>
+          <w:rFonts w:hint="eastAsia"/>
           <w:noProof/>
         </w:rPr>
         <w:drawing>
-          <wp:inline distT="0" distB="0" distL="0" distR="0" wp14:anchorId="7B684603" wp14:editId="355A734B">
+          <wp:inline distT="0" distB="0" distL="0" distR="0" wp14:anchorId="72E5FFDE" wp14:editId="53741583">
             <wp:extent cx="5274310" cy="3164840"/>
             <wp:effectExtent l="0" t="0" r="2540" b="0"/>
-            <wp:docPr id="3" name="圖片 3"/>
+            <wp:docPr id="2" name="圖片 2"/>
             <wp:cNvGraphicFramePr>
               <a:graphicFrameLocks xmlns:a="http://schemas.openxmlformats.org/drawingml/2006/main" noChangeAspect="1"/>
             </wp:cNvGraphicFramePr>
@@ -163,7 +175,7 @@
               <a:graphicData uri="http://schemas.openxmlformats.org/drawingml/2006/picture">
                 <pic:pic xmlns:pic="http://schemas.openxmlformats.org/drawingml/2006/picture">
                   <pic:nvPicPr>
-                    <pic:cNvPr id="3" name="圖片 3"/>
+                    <pic:cNvPr id="2" name="圖片 2"/>
                     <pic:cNvPicPr/>
                   </pic:nvPicPr>
                   <pic:blipFill>
@@ -196,30 +208,53 @@
     </w:p>
     <w:p/>
     <w:p/>
+    <w:p/>
+    <w:p/>
+    <w:p/>
+    <w:p/>
+    <w:p>
+      <w:r>
+        <w:t>Task 2 : Logistic Regression</w:t>
+      </w:r>
+    </w:p>
     <w:p>
       <w:pPr>
-        <w:rPr>
-          <w:rFonts w:hint="eastAsia"/>
-        </w:rPr>
+        <w:pStyle w:val="a3"/>
+        <w:numPr>
+          <w:ilvl w:val="0"/>
+          <w:numId w:val="1"/>
+        </w:numPr>
+        <w:ind w:leftChars="0"/>
       </w:pPr>
-    </w:p>
-    <w:p>
-      <w:r>
-        <w:rPr>
-          <w:rFonts w:hint="eastAsia"/>
-        </w:rPr>
-        <w:t>T</w:t>
-      </w:r>
-      <w:r>
-        <w:t xml:space="preserve">ask </w:t>
-      </w:r>
-      <w:proofErr w:type="gramStart"/>
-      <w:r>
-        <w:t>3 :</w:t>
-      </w:r>
-      <w:proofErr w:type="gramEnd"/>
-      <w:r>
-        <w:t xml:space="preserve"> Variant Batch Sizes for p1</w:t>
+      <w:r>
+        <w:rPr>
+          <w:rFonts w:hint="eastAsia"/>
+        </w:rPr>
+        <w:t>跟</w:t>
+      </w:r>
+      <w:r>
+        <w:rPr>
+          <w:rFonts w:hint="eastAsia"/>
+        </w:rPr>
+        <w:t>Task 1</w:t>
+      </w:r>
+      <w:r>
+        <w:rPr>
+          <w:rFonts w:hint="eastAsia"/>
+        </w:rPr>
+        <w:t>相同，</w:t>
+      </w:r>
+      <w:r>
+        <w:rPr>
+          <w:rFonts w:hint="eastAsia"/>
+        </w:rPr>
+        <w:t>learn rate</w:t>
+      </w:r>
+      <w:r>
+        <w:rPr>
+          <w:rFonts w:hint="eastAsia"/>
+        </w:rPr>
+        <w:t>小不易收斂</w:t>
       </w:r>
     </w:p>
     <w:p>
@@ -228,10 +263,10 @@
           <w:noProof/>
         </w:rPr>
         <w:drawing>
-          <wp:inline distT="0" distB="0" distL="0" distR="0" wp14:anchorId="30044BEB" wp14:editId="551D0B4A">
+          <wp:inline distT="0" distB="0" distL="0" distR="0" wp14:anchorId="17082AD6" wp14:editId="39725530">
             <wp:extent cx="5274310" cy="3164840"/>
             <wp:effectExtent l="0" t="0" r="2540" b="0"/>
-            <wp:docPr id="6" name="圖片 6"/>
+            <wp:docPr id="5" name="圖片 5"/>
             <wp:cNvGraphicFramePr>
               <a:graphicFrameLocks xmlns:a="http://schemas.openxmlformats.org/drawingml/2006/main" noChangeAspect="1"/>
             </wp:cNvGraphicFramePr>
@@ -239,7 +274,7 @@
               <a:graphicData uri="http://schemas.openxmlformats.org/drawingml/2006/picture">
                 <pic:pic xmlns:pic="http://schemas.openxmlformats.org/drawingml/2006/picture">
                   <pic:nvPicPr>
-                    <pic:cNvPr id="6" name="圖片 6"/>
+                    <pic:cNvPr id="5" name="圖片 5"/>
                     <pic:cNvPicPr/>
                   </pic:nvPicPr>
                   <pic:blipFill>
@@ -270,54 +305,16 @@
         </w:drawing>
       </w:r>
     </w:p>
-    <w:p/>
-    <w:p/>
-    <w:p/>
-    <w:p/>
-    <w:p>
-      <w:pPr>
-        <w:rPr>
-          <w:rFonts w:hint="eastAsia"/>
-        </w:rPr>
-      </w:pPr>
-    </w:p>
-    <w:p>
-      <w:r>
-        <w:rPr>
-          <w:rFonts w:hint="eastAsia"/>
-        </w:rPr>
-        <w:lastRenderedPageBreak/>
-        <w:t>T</w:t>
-      </w:r>
-      <w:r>
-        <w:t xml:space="preserve">ask </w:t>
-      </w:r>
-      <w:proofErr w:type="gramStart"/>
-      <w:r>
-        <w:t>4</w:t>
-      </w:r>
-      <w:r>
-        <w:t xml:space="preserve"> :</w:t>
-      </w:r>
-      <w:proofErr w:type="gramEnd"/>
-      <w:r>
-        <w:t xml:space="preserve"> </w:t>
-      </w:r>
-      <w:r>
-        <w:t>Variant Batch Sizes for p2</w:t>
-      </w:r>
-    </w:p>
-    <w:p>
-      <w:r>
-        <w:rPr>
-          <w:rFonts w:hint="eastAsia"/>
+    <w:p>
+      <w:r>
+        <w:rPr>
           <w:noProof/>
         </w:rPr>
         <w:drawing>
-          <wp:inline distT="0" distB="0" distL="0" distR="0" wp14:anchorId="75420C7E" wp14:editId="4669DD11">
+          <wp:inline distT="0" distB="0" distL="0" distR="0" wp14:anchorId="7B684603" wp14:editId="355A734B">
             <wp:extent cx="5274310" cy="3164840"/>
             <wp:effectExtent l="0" t="0" r="2540" b="0"/>
-            <wp:docPr id="4" name="圖片 4"/>
+            <wp:docPr id="3" name="圖片 3"/>
             <wp:cNvGraphicFramePr>
               <a:graphicFrameLocks xmlns:a="http://schemas.openxmlformats.org/drawingml/2006/main" noChangeAspect="1"/>
             </wp:cNvGraphicFramePr>
@@ -325,7 +322,7 @@
               <a:graphicData uri="http://schemas.openxmlformats.org/drawingml/2006/picture">
                 <pic:pic xmlns:pic="http://schemas.openxmlformats.org/drawingml/2006/picture">
                   <pic:nvPicPr>
-                    <pic:cNvPr id="4" name="圖片 4"/>
+                    <pic:cNvPr id="3" name="圖片 3"/>
                     <pic:cNvPicPr/>
                   </pic:nvPicPr>
                   <pic:blipFill>
@@ -357,6 +354,12 @@
       </w:r>
     </w:p>
     <w:p/>
+    <w:p/>
+    <w:p/>
+    <w:p/>
+    <w:p/>
+    <w:p/>
+    <w:p/>
     <w:p>
       <w:pPr>
         <w:rPr>
@@ -364,6 +367,189 @@
         </w:rPr>
       </w:pPr>
     </w:p>
+    <w:p>
+      <w:r>
+        <w:rPr>
+          <w:rFonts w:hint="eastAsia"/>
+        </w:rPr>
+        <w:t>T</w:t>
+      </w:r>
+      <w:r>
+        <w:t>ask 3 : Variant Batch Sizes for p1</w:t>
+      </w:r>
+    </w:p>
+    <w:p>
+      <w:r>
+        <w:rPr>
+          <w:noProof/>
+        </w:rPr>
+        <w:drawing>
+          <wp:inline distT="0" distB="0" distL="0" distR="0" wp14:anchorId="30044BEB" wp14:editId="551D0B4A">
+            <wp:extent cx="5274310" cy="3164840"/>
+            <wp:effectExtent l="0" t="0" r="2540" b="0"/>
+            <wp:docPr id="6" name="圖片 6"/>
+            <wp:cNvGraphicFramePr>
+              <a:graphicFrameLocks xmlns:a="http://schemas.openxmlformats.org/drawingml/2006/main" noChangeAspect="1"/>
+            </wp:cNvGraphicFramePr>
+            <a:graphic xmlns:a="http://schemas.openxmlformats.org/drawingml/2006/main">
+              <a:graphicData uri="http://schemas.openxmlformats.org/drawingml/2006/picture">
+                <pic:pic xmlns:pic="http://schemas.openxmlformats.org/drawingml/2006/picture">
+                  <pic:nvPicPr>
+                    <pic:cNvPr id="6" name="圖片 6"/>
+                    <pic:cNvPicPr/>
+                  </pic:nvPicPr>
+                  <pic:blipFill>
+                    <a:blip r:embed="rId9">
+                      <a:extLst>
+                        <a:ext uri="{28A0092B-C50C-407E-A947-70E740481C1C}">
+                          <a14:useLocalDpi xmlns:a14="http://schemas.microsoft.com/office/drawing/2010/main" val="0"/>
+                        </a:ext>
+                      </a:extLst>
+                    </a:blip>
+                    <a:stretch>
+                      <a:fillRect/>
+                    </a:stretch>
+                  </pic:blipFill>
+                  <pic:spPr>
+                    <a:xfrm>
+                      <a:off x="0" y="0"/>
+                      <a:ext cx="5274310" cy="3164840"/>
+                    </a:xfrm>
+                    <a:prstGeom prst="rect">
+                      <a:avLst/>
+                    </a:prstGeom>
+                  </pic:spPr>
+                </pic:pic>
+              </a:graphicData>
+            </a:graphic>
+          </wp:inline>
+        </w:drawing>
+      </w:r>
+    </w:p>
+    <w:p/>
+    <w:p/>
+    <w:p/>
+    <w:p>
+      <w:pPr>
+        <w:rPr>
+          <w:rFonts w:hint="eastAsia"/>
+        </w:rPr>
+      </w:pPr>
+    </w:p>
+    <w:p>
+      <w:r>
+        <w:rPr>
+          <w:rFonts w:hint="eastAsia"/>
+        </w:rPr>
+        <w:t>T</w:t>
+      </w:r>
+      <w:r>
+        <w:t xml:space="preserve">ask </w:t>
+      </w:r>
+      <w:r>
+        <w:t>4</w:t>
+      </w:r>
+      <w:r>
+        <w:t xml:space="preserve"> : </w:t>
+      </w:r>
+      <w:r>
+        <w:t>Variant Batch Sizes for p2</w:t>
+      </w:r>
+    </w:p>
+    <w:p>
+      <w:pPr>
+        <w:rPr>
+          <w:rFonts w:hint="eastAsia"/>
+        </w:rPr>
+      </w:pPr>
+      <w:r>
+        <w:rPr>
+          <w:rFonts w:hint="eastAsia"/>
+        </w:rPr>
+        <w:t>S</w:t>
+      </w:r>
+      <w:r>
+        <w:t>GD</w:t>
+      </w:r>
+      <w:r>
+        <w:rPr>
+          <w:rFonts w:hint="eastAsia"/>
+        </w:rPr>
+        <w:t>的</w:t>
+      </w:r>
+      <w:r>
+        <w:rPr>
+          <w:rFonts w:hint="eastAsia"/>
+        </w:rPr>
+        <w:t>l</w:t>
+      </w:r>
+      <w:r>
+        <w:t>oss</w:t>
+      </w:r>
+      <w:r>
+        <w:rPr>
+          <w:rFonts w:hint="eastAsia"/>
+        </w:rPr>
+        <w:t>情況很不穩定，實際上在訓練都是</w:t>
+      </w:r>
+      <w:r>
+        <w:rPr>
+          <w:rFonts w:hint="eastAsia"/>
+        </w:rPr>
+        <w:t>mini-batch GD</w:t>
+      </w:r>
+    </w:p>
+    <w:p>
+      <w:r>
+        <w:rPr>
+          <w:rFonts w:hint="eastAsia"/>
+          <w:noProof/>
+        </w:rPr>
+        <w:drawing>
+          <wp:inline distT="0" distB="0" distL="0" distR="0" wp14:anchorId="75420C7E" wp14:editId="4669DD11">
+            <wp:extent cx="5274310" cy="3164840"/>
+            <wp:effectExtent l="0" t="0" r="2540" b="0"/>
+            <wp:docPr id="4" name="圖片 4"/>
+            <wp:cNvGraphicFramePr>
+              <a:graphicFrameLocks xmlns:a="http://schemas.openxmlformats.org/drawingml/2006/main" noChangeAspect="1"/>
+            </wp:cNvGraphicFramePr>
+            <a:graphic xmlns:a="http://schemas.openxmlformats.org/drawingml/2006/main">
+              <a:graphicData uri="http://schemas.openxmlformats.org/drawingml/2006/picture">
+                <pic:pic xmlns:pic="http://schemas.openxmlformats.org/drawingml/2006/picture">
+                  <pic:nvPicPr>
+                    <pic:cNvPr id="4" name="圖片 4"/>
+                    <pic:cNvPicPr/>
+                  </pic:nvPicPr>
+                  <pic:blipFill>
+                    <a:blip r:embed="rId10">
+                      <a:extLst>
+                        <a:ext uri="{28A0092B-C50C-407E-A947-70E740481C1C}">
+                          <a14:useLocalDpi xmlns:a14="http://schemas.microsoft.com/office/drawing/2010/main" val="0"/>
+                        </a:ext>
+                      </a:extLst>
+                    </a:blip>
+                    <a:stretch>
+                      <a:fillRect/>
+                    </a:stretch>
+                  </pic:blipFill>
+                  <pic:spPr>
+                    <a:xfrm>
+                      <a:off x="0" y="0"/>
+                      <a:ext cx="5274310" cy="3164840"/>
+                    </a:xfrm>
+                    <a:prstGeom prst="rect">
+                      <a:avLst/>
+                    </a:prstGeom>
+                  </pic:spPr>
+                </pic:pic>
+              </a:graphicData>
+            </a:graphic>
+          </wp:inline>
+        </w:drawing>
+      </w:r>
+    </w:p>
+    <w:p/>
+    <w:p/>
     <w:sectPr>
       <w:pgSz w:w="11906" w:h="16838"/>
       <w:pgMar w:top="1440" w:right="1800" w:bottom="1440" w:left="1800" w:header="851" w:footer="992" w:gutter="0"/>
@@ -372,6 +558,126 @@
     </w:sectPr>
   </w:body>
 </w:document>
+</file>
+
+<file path=word/numbering.xml><?xml version="1.0" encoding="utf-8"?>
+<w:numbering xmlns:wpc="http://schemas.microsoft.com/office/word/2010/wordprocessingCanvas" xmlns:cx="http://schemas.microsoft.com/office/drawing/2014/chartex" xmlns:cx1="http://schemas.microsoft.com/office/drawing/2015/9/8/chartex" xmlns:cx2="http://schemas.microsoft.com/office/drawing/2015/10/21/chartex" xmlns:cx3="http://schemas.microsoft.com/office/drawing/2016/5/9/chartex" xmlns:cx4="http://schemas.microsoft.com/office/drawing/2016/5/10/chartex" xmlns:cx5="http://schemas.microsoft.com/office/drawing/2016/5/11/chartex" xmlns:cx6="http://schemas.microsoft.com/office/drawing/2016/5/12/chartex" xmlns:cx7="http://schemas.microsoft.com/office/drawing/2016/5/13/chartex" xmlns:cx8="http://schemas.microsoft.com/office/drawing/2016/5/14/chartex" xmlns:mc="http://schemas.openxmlformats.org/markup-compatibility/2006" xmlns:aink="http://schemas.microsoft.com/office/drawing/2016/ink" xmlns:am3d="http://schemas.microsoft.com/office/drawing/2017/model3d" xmlns:o="urn:schemas-microsoft-com:office:office" xmlns:r="http://schemas.openxmlformats.org/officeDocument/2006/relationships" xmlns:m="http://schemas.openxmlformats.org/officeDocument/2006/math" xmlns:v="urn:schemas-microsoft-com:vml" xmlns:wp14="http://schemas.microsoft.com/office/word/2010/wordprocessingDrawing" xmlns:wp="http://schemas.openxmlformats.org/drawingml/2006/wordprocessingDrawing" xmlns:w10="urn:schemas-microsoft-com:office:word" xmlns:w="http://schemas.openxmlformats.org/wordprocessingml/2006/main" xmlns:w14="http://schemas.microsoft.com/office/word/2010/wordml" xmlns:w15="http://schemas.microsoft.com/office/word/2012/wordml" xmlns:w16cex="http://schemas.microsoft.com/office/word/2018/wordml/cex" xmlns:w16cid="http://schemas.microsoft.com/office/word/2016/wordml/cid" xmlns:w16="http://schemas.microsoft.com/office/word/2018/wordml" xmlns:w16sdtdh="http://schemas.microsoft.com/office/word/2020/wordml/sdtdatahash" xmlns:w16se="http://schemas.microsoft.com/office/word/2015/wordml/symex" xmlns:wpg="http://schemas.microsoft.com/office/word/2010/wordprocessingGroup" xmlns:wpi="http://schemas.microsoft.com/office/word/2010/wordprocessingInk" xmlns:wne="http://schemas.microsoft.com/office/word/2006/wordml" xmlns:wps="http://schemas.microsoft.com/office/word/2010/wordprocessingShape" mc:Ignorable="w14 w15 w16se w16cid w16 w16cex w16sdtdh wp14">
+  <w:abstractNum w:abstractNumId="0" w15:restartNumberingAfterBreak="0">
+    <w:nsid w:val="75B277FD"/>
+    <w:multiLevelType w:val="hybridMultilevel"/>
+    <w:tmpl w:val="3E4C705A"/>
+    <w:lvl w:ilvl="0" w:tplc="8DACA616">
+      <w:numFmt w:val="bullet"/>
+      <w:lvlText w:val="-"/>
+      <w:lvlJc w:val="left"/>
+      <w:pPr>
+        <w:ind w:left="360" w:hanging="360"/>
+      </w:pPr>
+      <w:rPr>
+        <w:rFonts w:ascii="Calibri" w:eastAsiaTheme="minorEastAsia" w:hAnsi="Calibri" w:cs="Calibri" w:hint="default"/>
+      </w:rPr>
+    </w:lvl>
+    <w:lvl w:ilvl="1" w:tplc="04090003" w:tentative="1">
+      <w:start w:val="1"/>
+      <w:numFmt w:val="bullet"/>
+      <w:lvlText w:val=""/>
+      <w:lvlJc w:val="left"/>
+      <w:pPr>
+        <w:ind w:left="960" w:hanging="480"/>
+      </w:pPr>
+      <w:rPr>
+        <w:rFonts w:ascii="Wingdings" w:hAnsi="Wingdings" w:hint="default"/>
+      </w:rPr>
+    </w:lvl>
+    <w:lvl w:ilvl="2" w:tplc="04090005" w:tentative="1">
+      <w:start w:val="1"/>
+      <w:numFmt w:val="bullet"/>
+      <w:lvlText w:val=""/>
+      <w:lvlJc w:val="left"/>
+      <w:pPr>
+        <w:ind w:left="1440" w:hanging="480"/>
+      </w:pPr>
+      <w:rPr>
+        <w:rFonts w:ascii="Wingdings" w:hAnsi="Wingdings" w:hint="default"/>
+      </w:rPr>
+    </w:lvl>
+    <w:lvl w:ilvl="3" w:tplc="04090001" w:tentative="1">
+      <w:start w:val="1"/>
+      <w:numFmt w:val="bullet"/>
+      <w:lvlText w:val=""/>
+      <w:lvlJc w:val="left"/>
+      <w:pPr>
+        <w:ind w:left="1920" w:hanging="480"/>
+      </w:pPr>
+      <w:rPr>
+        <w:rFonts w:ascii="Wingdings" w:hAnsi="Wingdings" w:hint="default"/>
+      </w:rPr>
+    </w:lvl>
+    <w:lvl w:ilvl="4" w:tplc="04090003" w:tentative="1">
+      <w:start w:val="1"/>
+      <w:numFmt w:val="bullet"/>
+      <w:lvlText w:val=""/>
+      <w:lvlJc w:val="left"/>
+      <w:pPr>
+        <w:ind w:left="2400" w:hanging="480"/>
+      </w:pPr>
+      <w:rPr>
+        <w:rFonts w:ascii="Wingdings" w:hAnsi="Wingdings" w:hint="default"/>
+      </w:rPr>
+    </w:lvl>
+    <w:lvl w:ilvl="5" w:tplc="04090005" w:tentative="1">
+      <w:start w:val="1"/>
+      <w:numFmt w:val="bullet"/>
+      <w:lvlText w:val=""/>
+      <w:lvlJc w:val="left"/>
+      <w:pPr>
+        <w:ind w:left="2880" w:hanging="480"/>
+      </w:pPr>
+      <w:rPr>
+        <w:rFonts w:ascii="Wingdings" w:hAnsi="Wingdings" w:hint="default"/>
+      </w:rPr>
+    </w:lvl>
+    <w:lvl w:ilvl="6" w:tplc="04090001" w:tentative="1">
+      <w:start w:val="1"/>
+      <w:numFmt w:val="bullet"/>
+      <w:lvlText w:val=""/>
+      <w:lvlJc w:val="left"/>
+      <w:pPr>
+        <w:ind w:left="3360" w:hanging="480"/>
+      </w:pPr>
+      <w:rPr>
+        <w:rFonts w:ascii="Wingdings" w:hAnsi="Wingdings" w:hint="default"/>
+      </w:rPr>
+    </w:lvl>
+    <w:lvl w:ilvl="7" w:tplc="04090003" w:tentative="1">
+      <w:start w:val="1"/>
+      <w:numFmt w:val="bullet"/>
+      <w:lvlText w:val=""/>
+      <w:lvlJc w:val="left"/>
+      <w:pPr>
+        <w:ind w:left="3840" w:hanging="480"/>
+      </w:pPr>
+      <w:rPr>
+        <w:rFonts w:ascii="Wingdings" w:hAnsi="Wingdings" w:hint="default"/>
+      </w:rPr>
+    </w:lvl>
+    <w:lvl w:ilvl="8" w:tplc="04090005" w:tentative="1">
+      <w:start w:val="1"/>
+      <w:numFmt w:val="bullet"/>
+      <w:lvlText w:val=""/>
+      <w:lvlJc w:val="left"/>
+      <w:pPr>
+        <w:ind w:left="4320" w:hanging="480"/>
+      </w:pPr>
+      <w:rPr>
+        <w:rFonts w:ascii="Wingdings" w:hAnsi="Wingdings" w:hint="default"/>
+      </w:rPr>
+    </w:lvl>
+  </w:abstractNum>
+  <w:num w:numId="1">
+    <w:abstractNumId w:val="0"/>
+  </w:num>
+</w:numbering>
 </file>
 
 <file path=word/styles.xml><?xml version="1.0" encoding="utf-8"?>
@@ -800,6 +1106,16 @@
     <w:semiHidden/>
     <w:unhideWhenUsed/>
   </w:style>
+  <w:style w:type="paragraph" w:styleId="a3">
+    <w:name w:val="List Paragraph"/>
+    <w:basedOn w:val="a"/>
+    <w:uiPriority w:val="34"/>
+    <w:qFormat/>
+    <w:rsid w:val="00755EB5"/>
+    <w:pPr>
+      <w:ind w:leftChars="200" w:left="480"/>
+    </w:pPr>
+  </w:style>
 </w:styles>
 </file>
 
